--- a/downloads/handouts/Unit 04/Handout 04.16 - Housing and Design Careers Cards.docx
+++ b/downloads/handouts/Unit 04/Handout 04.16 - Housing and Design Careers Cards.docx
@@ -2508,7 +2508,7 @@
         <w:pStyle w:val="BodyText"/>
       </w:pPr>
       <w:r>
-        <w:t xml:space="preserve">Word bank: job (iş / trabalho / trabajo), build (inşa etmek / construir / construir), fix (tamir etmek / consertar / arreglar), draw (çizmek / desenhar / dibujar), sell (satmak / vender / vender), check (kontrol etmek / verificar / revisar).</w:t>
+        <w:t xml:space="preserve">Word bank: job (trabajo), build (construir), fix (arreglar), draw (dibujar), sell (vender), check (revisar).</w:t>
       </w:r>
     </w:p>
     <w:p>
@@ -2629,13 +2629,19 @@
       </w:r>
     </w:p>
     <w:p>
-      <w:r>
-        <w:br w:type="page"/>
-      </w:r>
-    </w:p>
-    <w:p>
-      <w:r>
-        <w:br w:type="page"/>
+      <w:pPr>
+        <w:pStyle w:val="BodyText"/>
+      </w:pPr>
+      <w:r>
+        <w:t xml:space="preserve">________________________________________________________________</w:t>
+      </w:r>
+    </w:p>
+    <w:p>
+      <w:pPr>
+        <w:pStyle w:val="BodyText"/>
+      </w:pPr>
+      <w:r>
+        <w:t xml:space="preserve">________________________________________________________________</w:t>
       </w:r>
     </w:p>
     <w:p>
@@ -2650,8 +2656,11 @@
       </w:r>
     </w:p>
     <w:p>
-      <w:r>
-        <w:br w:type="page"/>
+      <w:pPr>
+        <w:pStyle w:val="BodyText"/>
+      </w:pPr>
+      <w:r>
+        <w:t xml:space="preserve">________________________________________________________________</w:t>
       </w:r>
     </w:p>
     <w:p>
@@ -3222,7 +3231,7 @@
     <w:sectPr>
       <w:headerReference w:type="default" r:id="rId9"/>
       <w:pgSz w:w="12240" w:h="15840"/>
-      <w:pgMar w:top="1440" w:bottom="1440" w:left="1440" w:right="1440" w:header="504"/>
+      <w:pgMar w:top="1008" w:bottom="1008" w:left="1008" w:right="1008" w:header="504"/>
     </w:sectPr>
   </w:body>
 </w:document>

--- a/downloads/handouts/Unit 04/Handout 04.16 - Housing and Design Careers Cards.docx
+++ b/downloads/handouts/Unit 04/Handout 04.16 - Housing and Design Careers Cards.docx
@@ -6,9 +6,9 @@
       <w:pPr>
         <w:pStyle w:val="Heading1"/>
       </w:pPr>
-      <w:bookmarkStart w:id="20" w:name="X05a16ac6a126ad607105f0de54e8611b1b4f83f"/>
-      <w:r>
-        <w:t xml:space="preserve">Handout 04.16: Housing and Design Careers Cards</w:t>
+      <w:bookmarkStart w:id="20" w:name="Xd52cf4609e5ad6696019442a5f831b40326245a"/>
+      <w:r>
+        <w:t xml:space="preserve">Handout 4.16: Housing and Design Careers Cards</w:t>
       </w:r>
       <w:bookmarkEnd w:id="20"/>
     </w:p>

--- a/downloads/handouts/Unit 04/Handout 04.16 - Housing and Design Careers Cards.docx
+++ b/downloads/handouts/Unit 04/Handout 04.16 - Housing and Design Careers Cards.docx
@@ -43,7 +43,7 @@
         <w:pStyle w:val="BodyText"/>
       </w:pPr>
       <w:r>
-        <w:t xml:space="preserve">Every pay figure is a typical yearly range for the United States, rounded, from the Bureau of Labor Statistics Occupational Outlook Handbook (bls.gov/ooh) or, for the two jobs the handbook does not list separately, from job listings. Every one is to be refreshed before teaching; the numbers move every year. Pay in the New York City area is usually higher than the national figure.</w:t>
+        <w:t xml:space="preserve">Every pay figure is a typical yearly range for the United States, rounded. The figures come from the Bureau of Labor Statistics Occupational Outlook Handbook (bls.gov/ooh). For the two jobs the handbook does not list separately, they come from job listings. Refresh every figure before teaching; the numbers move every year. Pay in the New York City area is usually higher than the national figure.</w:t>
       </w:r>
     </w:p>
     <w:p>
@@ -66,7 +66,7 @@
         <w:pStyle w:val="FirstParagraph"/>
       </w:pPr>
       <w:r>
-        <w:t xml:space="preserve">Each card: the job in one plain sentence, what they did on the Okafor room, a day in the life, the path, the pay range, and where they work most.</w:t>
+        <w:t xml:space="preserve">Each card tells you six things. The job in one plain sentence. What this person did on the Okafor room. A day in the life. The path to the job. The pay range. Where they work most.</w:t>
       </w:r>
     </w:p>
     <w:p>
@@ -2633,15 +2633,15 @@
         <w:pStyle w:val="BodyText"/>
       </w:pPr>
       <w:r>
-        <w:t xml:space="preserve">________________________________________________________________</w:t>
-      </w:r>
-    </w:p>
-    <w:p>
-      <w:pPr>
-        <w:pStyle w:val="BodyText"/>
-      </w:pPr>
-      <w:r>
-        <w:t xml:space="preserve">________________________________________________________________</w:t>
+        <w:t xml:space="preserve">Line 1: ________________________________________________________</w:t>
+      </w:r>
+    </w:p>
+    <w:p>
+      <w:pPr>
+        <w:pStyle w:val="BodyText"/>
+      </w:pPr>
+      <w:r>
+        <w:t xml:space="preserve">Line 2: ________________________________________________________</w:t>
       </w:r>
     </w:p>
     <w:p>
@@ -2660,7 +2660,7 @@
         <w:pStyle w:val="BodyText"/>
       </w:pPr>
       <w:r>
-        <w:t xml:space="preserve">________________________________________________________________</w:t>
+        <w:t xml:space="preserve">Answer: ________________________________________________________</w:t>
       </w:r>
     </w:p>
     <w:p>
@@ -2708,7 +2708,7 @@
         <w:t xml:space="preserve"> </w:t>
       </w:r>
       <w:r>
-        <w:t xml:space="preserve">which of the thirteen careers gains work because of your prediction, and which one loses it? ______________________</w:t>
+        <w:t xml:space="preserve">(a) Which of the thirteen careers gets more work because of your prediction? ______________________ (b) Which one gets less? ______________________</w:t>
       </w:r>
     </w:p>
     <w:p>
